--- a/design/Final_ASCII_Wireframe.docx
+++ b/design/Final_ASCII_Wireframe.docx
@@ -20,7 +20,7 @@
     </w:p>
     <w:p>
       <w:r>
-        <w:t>Dokumen ini adalah rancangan tampilan dan alur interaksi yang diselaraskan dengan arsitektur Techwind 3.3.0 untuk web publik dan React Dashboard untuk admin. Semua komponen diwajibkan mobile-first dan mengikuti standar WCAG 2.2 AA.</w:t>
+        <w:t>Dokumen ini adalah rancangan tampilan dan alur interaksi dengan Techwind 3.3.0 sebagai satu-satunya tema UI/UX. Public Web wajib mengacu hanya pada theme-reference/HTML/Landing/dist/, Admin Web wajib mengacu hanya pada theme-reference/HTML/Dashboard/dist/, dan Web/Mobile mengadaptasi pola Techwind yang paling relevan. Tema, template, design system, layout, komponen visual, tipografi, dan bahasa interaksi selain Techwind dilarang. Tailwind CSS serta pustaka UI hanya alat implementasi. Semua komponen wajib mobile-first dan memenuhi WCAG 2.2 AA.</w:t>
       </w:r>
     </w:p>
     <w:p>
